--- a/Five/R/МихайличТРИПО_ЛабX.docx
+++ b/Five/R/МихайличТРИПО_ЛабX.docx
@@ -593,7 +593,7 @@
         <w:rPr>
           <w:rFonts w:cs="Times New Roman"/>
         </w:rPr>
-        <w:t>Ассистент</w:t>
+        <w:t>Доцент к. т. н.</w:t>
       </w:r>
       <w:r>
         <w:rPr>
@@ -4387,6 +4387,7 @@
   <w:style w:type="character" w:default="1" w:styleId="DefaultParagraphFont">
     <w:name w:val="Default Paragraph Font"/>
     <w:uiPriority w:val="1"/>
+    <w:semiHidden/>
     <w:unhideWhenUsed/>
   </w:style>
   <w:style w:type="table" w:default="1" w:styleId="TableNormal">
